--- a/deliverables/Nitish_Kumar_Demo_Script.docx
+++ b/deliverables/Nitish_Kumar_Demo_Script.docx
@@ -581,7 +581,7 @@
           <w:color w:val="C4007A"/>
           <w:sz w:val="21"/>
         </w:rPr>
-        <w:t xml:space="preserve">[Tab 4: System &amp; Telemetry - optional, ~10 sec]  </w:t>
+        <w:t xml:space="preserve">[Tab 4: About - optional, ~10 sec]  </w:t>
       </w:r>
       <w:r>
         <w:rPr>
@@ -601,7 +601,7 @@
         <w:rPr>
           <w:sz w:val="23"/>
         </w:rPr>
-        <w:t>And finally, there's a system tab showing live health and metrics, which is the production monitoring side.</w:t>
+        <w:t>And the About tab explains how the system works, and includes the disclaimer that this is a research demo, not a cleared clinical tool.</w:t>
       </w:r>
     </w:p>
     <w:p>
